--- a/report-client-decks/06. GGMI_June_2026-comment-responses.docx
+++ b/report-client-decks/06. GGMI_June_2026-comment-responses.docx
@@ -858,7 +858,7 @@
           <w:color w:val="2B3147"/>
           <w:sz w:val="21"/>
         </w:rPr>
-        <w:t>Added a two-row Meta programs table to the Meta slide: Prospecting/traffic ($25,345) and Engagement/Followers ($579). Grouped, no campaign names, no objective column, so the Followers campaign is no longer mixed with the rest.</w:t>
+        <w:t>Added a two-row Meta programs table to the Meta slide: Prospecting/traffic ($25,345) and Engagement/Followers ($579). Grouped, no campaign names, no objective column, so the Followers campaign is no longer mixed with the rest.  rev2 (post-call) also reframed the slide headline to the traffic objective and its landing-page visits, dropped the impressions/CPM lead, and moved Meta out of the awareness line in the appendix framework.</w:t>
       </w:r>
     </w:p>
     <w:p>
@@ -881,7 +881,7 @@
           <w:color w:val="2B3147"/>
           <w:sz w:val="21"/>
         </w:rPr>
-        <w:t>The Meta slide now separates the programs: Prospecting/traffic and Engagement (Followers). The Followers campaign is no longer combined with the prospecting spend.</w:t>
+        <w:t>The Meta slide now separates the programs: Prospecting/traffic and Engagement (Followers), and leads with the traffic objective (249,972 landing-page visits) rather than impressions or CPM. The Followers campaign is called out as the only awareness effort in June.</w:t>
       </w:r>
     </w:p>
     <w:p>
@@ -1085,7 +1085,7 @@
           <w:color w:val="2B3147"/>
           <w:sz w:val="21"/>
         </w:rPr>
-        <w:t>Meta's June role was upper-funnel: reach and site traffic (6.3M reach, about 1,745 measured sessions).</w:t>
+        <w:t>Meta's June role was a traffic objective: drive landing-page visits and site traffic (249,972 platform landing-page views, 6.3M reach, about 1,745 measured sessions).</w:t>
       </w:r>
     </w:p>
     <w:p>

--- a/report-client-decks/06. GGMI_June_2026-comment-responses.docx
+++ b/report-client-decks/06. GGMI_June_2026-comment-responses.docx
@@ -311,7 +311,7 @@
           <w:color w:val="2B3147"/>
           <w:sz w:val="21"/>
         </w:rPr>
-        <w:t>No deck change. The SEO workstream recommendation stays in all three places. Organic search fell 75% (confirmed in Search Console) and the finding stays on the record.</w:t>
+        <w:t>rev3 softened the action across slides 9, 11, and 19 to frame SEO as a known organic-risk workstream on hold pending NextGen, keeping the finding. Organic search fell 75% (confirmed in Search Console) and the finding stays on the record.</w:t>
       </w:r>
     </w:p>
     <w:p>
@@ -346,7 +346,7 @@
           <w:color w:val="5A6072"/>
           <w:sz w:val="20"/>
         </w:rPr>
-        <w:t>Renzo addresses this one directly. The recommendation stays; keep the organic-decline finding.</w:t>
+        <w:t>Renzo addresses the timing with Laura directly. The finding stays; the deck now frames the action as on hold pending NextGen rather than an immediate start.</w:t>
       </w:r>
     </w:p>
     <w:p>
